--- a/00-首页/题组Word/初赛模拟卷（老·I~IX）/真题版式/初赛模拟卷VII（非有机·答案与解析版·真题版式）.docx
+++ b/00-首页/题组Word/初赛模拟卷（老·I~IX）/真题版式/初赛模拟卷VII（非有机·答案与解析版·真题版式）.docx
@@ -4170,7 +4170,7 @@
       <w:r>
         <w:drawing>
           <wp:inline>
-            <wp:extent cx="3240000" cy="2720769"/>
+            <wp:extent cx="2015999" cy="1692923"/>
             <wp:effectExtent b="0" l="0" r="0" t="0"/>
             <wp:docPr descr="" title="" id="29" name="Picture"/>
             <a:graphic>
@@ -4191,7 +4191,7 @@
                   <pic:spPr bwMode="auto">
                     <a:xfrm>
                       <a:off x="0" y="0"/>
-                      <a:ext cx="3240000" cy="2720769"/>
+                      <a:ext cx="2015999" cy="1692923"/>
                     </a:xfrm>
                     <a:prstGeom prst="rect">
                       <a:avLst/>
@@ -4219,7 +4219,7 @@
       <w:r>
         <w:drawing>
           <wp:inline>
-            <wp:extent cx="3240000" cy="2630117"/>
+            <wp:extent cx="2015999" cy="1636517"/>
             <wp:effectExtent b="0" l="0" r="0" t="0"/>
             <wp:docPr descr="" title="" id="32" name="Picture"/>
             <a:graphic>
@@ -4240,7 +4240,7 @@
                   <pic:spPr bwMode="auto">
                     <a:xfrm>
                       <a:off x="0" y="0"/>
-                      <a:ext cx="3240000" cy="2630117"/>
+                      <a:ext cx="2015999" cy="1636517"/>
                     </a:xfrm>
                     <a:prstGeom prst="rect">
                       <a:avLst/>
@@ -4268,7 +4268,7 @@
       <w:r>
         <w:drawing>
           <wp:inline>
-            <wp:extent cx="3240000" cy="2547310"/>
+            <wp:extent cx="2015999" cy="1584993"/>
             <wp:effectExtent b="0" l="0" r="0" t="0"/>
             <wp:docPr descr="" title="" id="35" name="Picture"/>
             <a:graphic>
@@ -4289,7 +4289,7 @@
                   <pic:spPr bwMode="auto">
                     <a:xfrm>
                       <a:off x="0" y="0"/>
-                      <a:ext cx="3240000" cy="2547310"/>
+                      <a:ext cx="2015999" cy="1584993"/>
                     </a:xfrm>
                     <a:prstGeom prst="rect">
                       <a:avLst/>
@@ -4317,7 +4317,7 @@
       <w:r>
         <w:drawing>
           <wp:inline>
-            <wp:extent cx="1800000" cy="1567741"/>
+            <wp:extent cx="787400" cy="685800"/>
             <wp:effectExtent b="0" l="0" r="0" t="0"/>
             <wp:docPr descr="" title="" id="38" name="Picture"/>
             <a:graphic>
@@ -4338,7 +4338,7 @@
                   <pic:spPr bwMode="auto">
                     <a:xfrm>
                       <a:off x="0" y="0"/>
-                      <a:ext cx="1800000" cy="1567741"/>
+                      <a:ext cx="787400" cy="685800"/>
                     </a:xfrm>
                     <a:prstGeom prst="rect">
                       <a:avLst/>
@@ -5667,7 +5667,7 @@
       <w:r>
         <w:drawing>
           <wp:inline>
-            <wp:extent cx="2870200" cy="3352800"/>
+            <wp:extent cx="1725818" cy="2015999"/>
             <wp:effectExtent b="0" l="0" r="0" t="0"/>
             <wp:docPr descr="" title="" id="45" name="Picture"/>
             <a:graphic>
@@ -5688,7 +5688,7 @@
                   <pic:spPr bwMode="auto">
                     <a:xfrm>
                       <a:off x="0" y="0"/>
-                      <a:ext cx="2870200" cy="3352800"/>
+                      <a:ext cx="1725818" cy="2015999"/>
                     </a:xfrm>
                     <a:prstGeom prst="rect">
                       <a:avLst/>
@@ -6493,7 +6493,7 @@
       <w:r>
         <w:drawing>
           <wp:inline>
-            <wp:extent cx="3073400" cy="3009900"/>
+            <wp:extent cx="2015999" cy="1974347"/>
             <wp:effectExtent b="0" l="0" r="0" t="0"/>
             <wp:docPr descr="" title="" id="48" name="Picture"/>
             <a:graphic>
@@ -6514,7 +6514,7 @@
                   <pic:spPr bwMode="auto">
                     <a:xfrm>
                       <a:off x="0" y="0"/>
-                      <a:ext cx="3073400" cy="3009900"/>
+                      <a:ext cx="2015999" cy="1974347"/>
                     </a:xfrm>
                     <a:prstGeom prst="rect">
                       <a:avLst/>
@@ -6577,7 +6577,7 @@
       <w:r>
         <w:drawing>
           <wp:inline>
-            <wp:extent cx="3187700" cy="3048000"/>
+            <wp:extent cx="2015999" cy="1927649"/>
             <wp:effectExtent b="0" l="0" r="0" t="0"/>
             <wp:docPr descr="" title="" id="51" name="Picture"/>
             <a:graphic>
@@ -6598,7 +6598,7 @@
                   <pic:spPr bwMode="auto">
                     <a:xfrm>
                       <a:off x="0" y="0"/>
-                      <a:ext cx="3187700" cy="3048000"/>
+                      <a:ext cx="2015999" cy="1927649"/>
                     </a:xfrm>
                     <a:prstGeom prst="rect">
                       <a:avLst/>
@@ -9809,7 +9809,7 @@
       <w:r>
         <w:drawing>
           <wp:inline>
-            <wp:extent cx="3600000" cy="1349139"/>
+            <wp:extent cx="2520000" cy="944397"/>
             <wp:effectExtent b="0" l="0" r="0" t="0"/>
             <wp:docPr descr="" title="" id="56" name="Picture"/>
             <a:graphic>
@@ -9830,7 +9830,7 @@
                   <pic:spPr bwMode="auto">
                     <a:xfrm>
                       <a:off x="0" y="0"/>
-                      <a:ext cx="3600000" cy="1349139"/>
+                      <a:ext cx="2520000" cy="944397"/>
                     </a:xfrm>
                     <a:prstGeom prst="rect">
                       <a:avLst/>
@@ -10047,7 +10047,7 @@
       <w:r>
         <w:drawing>
           <wp:inline>
-            <wp:extent cx="3600000" cy="1501106"/>
+            <wp:extent cx="2520000" cy="1050774"/>
             <wp:effectExtent b="0" l="0" r="0" t="0"/>
             <wp:docPr descr="" title="" id="59" name="Picture"/>
             <a:graphic>
@@ -10068,7 +10068,7 @@
                   <pic:spPr bwMode="auto">
                     <a:xfrm>
                       <a:off x="0" y="0"/>
-                      <a:ext cx="3600000" cy="1501106"/>
+                      <a:ext cx="2520000" cy="1050774"/>
                     </a:xfrm>
                     <a:prstGeom prst="rect">
                       <a:avLst/>
@@ -10109,7 +10109,7 @@
       <w:r>
         <w:drawing>
           <wp:inline>
-            <wp:extent cx="1841500" cy="2171700"/>
+            <wp:extent cx="1709473" cy="2015999"/>
             <wp:effectExtent b="0" l="0" r="0" t="0"/>
             <wp:docPr descr="" title="" id="62" name="Picture"/>
             <a:graphic>
@@ -10130,7 +10130,7 @@
                   <pic:spPr bwMode="auto">
                     <a:xfrm>
                       <a:off x="0" y="0"/>
-                      <a:ext cx="1841500" cy="2171700"/>
+                      <a:ext cx="1709473" cy="2015999"/>
                     </a:xfrm>
                     <a:prstGeom prst="rect">
                       <a:avLst/>
@@ -10168,7 +10168,7 @@
       <w:r>
         <w:drawing>
           <wp:inline>
-            <wp:extent cx="2628900" cy="2298700"/>
+            <wp:extent cx="2015999" cy="1762782"/>
             <wp:effectExtent b="0" l="0" r="0" t="0"/>
             <wp:docPr descr="" title="" id="65" name="Picture"/>
             <a:graphic>
@@ -10189,7 +10189,7 @@
                   <pic:spPr bwMode="auto">
                     <a:xfrm>
                       <a:off x="0" y="0"/>
-                      <a:ext cx="2628900" cy="2298700"/>
+                      <a:ext cx="2015999" cy="1762782"/>
                     </a:xfrm>
                     <a:prstGeom prst="rect">
                       <a:avLst/>
@@ -10227,7 +10227,7 @@
       <w:r>
         <w:drawing>
           <wp:inline>
-            <wp:extent cx="2273300" cy="2298700"/>
+            <wp:extent cx="1993723" cy="2015999"/>
             <wp:effectExtent b="0" l="0" r="0" t="0"/>
             <wp:docPr descr="" title="" id="68" name="Picture"/>
             <a:graphic>
@@ -10248,7 +10248,7 @@
                   <pic:spPr bwMode="auto">
                     <a:xfrm>
                       <a:off x="0" y="0"/>
-                      <a:ext cx="2273300" cy="2298700"/>
+                      <a:ext cx="1993723" cy="2015999"/>
                     </a:xfrm>
                     <a:prstGeom prst="rect">
                       <a:avLst/>
@@ -22487,7 +22487,7 @@
       <w:r>
         <w:drawing>
           <wp:inline>
-            <wp:extent cx="3240000" cy="3096637"/>
+            <wp:extent cx="2015999" cy="1926796"/>
             <wp:effectExtent b="0" l="0" r="0" t="0"/>
             <wp:docPr descr="" title="" id="86" name="Picture"/>
             <a:graphic>
@@ -22508,7 +22508,7 @@
                   <pic:spPr bwMode="auto">
                     <a:xfrm>
                       <a:off x="0" y="0"/>
-                      <a:ext cx="3240000" cy="3096637"/>
+                      <a:ext cx="2015999" cy="1926796"/>
                     </a:xfrm>
                     <a:prstGeom prst="rect">
                       <a:avLst/>
@@ -25834,7 +25834,7 @@
       <w:r>
         <w:drawing>
           <wp:inline>
-            <wp:extent cx="2520000" cy="5217024"/>
+            <wp:extent cx="1147688" cy="2376000"/>
             <wp:effectExtent b="0" l="0" r="0" t="0"/>
             <wp:docPr descr="" title="" id="93" name="Picture"/>
             <a:graphic>
@@ -25855,7 +25855,7 @@
                   <pic:spPr bwMode="auto">
                     <a:xfrm>
                       <a:off x="0" y="0"/>
-                      <a:ext cx="2520000" cy="5217024"/>
+                      <a:ext cx="1147688" cy="2376000"/>
                     </a:xfrm>
                     <a:prstGeom prst="rect">
                       <a:avLst/>
@@ -25998,7 +25998,7 @@
       <w:r>
         <w:drawing>
           <wp:inline>
-            <wp:extent cx="2520000" cy="4467772"/>
+            <wp:extent cx="1340157" cy="2376000"/>
             <wp:effectExtent b="0" l="0" r="0" t="0"/>
             <wp:docPr descr="" title="" id="96" name="Picture"/>
             <a:graphic>
@@ -26019,7 +26019,7 @@
                   <pic:spPr bwMode="auto">
                     <a:xfrm>
                       <a:off x="0" y="0"/>
-                      <a:ext cx="2520000" cy="4467772"/>
+                      <a:ext cx="1340157" cy="2376000"/>
                     </a:xfrm>
                     <a:prstGeom prst="rect">
                       <a:avLst/>
@@ -26043,7 +26043,7 @@
       <w:r>
         <w:drawing>
           <wp:inline>
-            <wp:extent cx="2520000" cy="4429090"/>
+            <wp:extent cx="1351862" cy="2376000"/>
             <wp:effectExtent b="0" l="0" r="0" t="0"/>
             <wp:docPr descr="" title="" id="99" name="Picture"/>
             <a:graphic>
@@ -26064,7 +26064,7 @@
                   <pic:spPr bwMode="auto">
                     <a:xfrm>
                       <a:off x="0" y="0"/>
-                      <a:ext cx="2520000" cy="4429090"/>
+                      <a:ext cx="1351862" cy="2376000"/>
                     </a:xfrm>
                     <a:prstGeom prst="rect">
                       <a:avLst/>
@@ -26088,7 +26088,7 @@
       <w:r>
         <w:drawing>
           <wp:inline>
-            <wp:extent cx="2520000" cy="4500786"/>
+            <wp:extent cx="1330327" cy="2376000"/>
             <wp:effectExtent b="0" l="0" r="0" t="0"/>
             <wp:docPr descr="" title="" id="102" name="Picture"/>
             <a:graphic>
@@ -26109,7 +26109,7 @@
                   <pic:spPr bwMode="auto">
                     <a:xfrm>
                       <a:off x="0" y="0"/>
-                      <a:ext cx="2520000" cy="4500786"/>
+                      <a:ext cx="1330327" cy="2376000"/>
                     </a:xfrm>
                     <a:prstGeom prst="rect">
                       <a:avLst/>
@@ -26591,7 +26591,7 @@
       <w:r>
         <w:drawing>
           <wp:inline>
-            <wp:extent cx="3600000" cy="1421503"/>
+            <wp:extent cx="2520000" cy="995052"/>
             <wp:effectExtent b="0" l="0" r="0" t="0"/>
             <wp:docPr descr="" title="" id="105" name="Picture"/>
             <a:graphic>
@@ -26612,7 +26612,7 @@
                   <pic:spPr bwMode="auto">
                     <a:xfrm>
                       <a:off x="0" y="0"/>
-                      <a:ext cx="3600000" cy="1421503"/>
+                      <a:ext cx="2520000" cy="995052"/>
                     </a:xfrm>
                     <a:prstGeom prst="rect">
                       <a:avLst/>
@@ -26655,7 +26655,7 @@
       <w:r>
         <w:drawing>
           <wp:inline>
-            <wp:extent cx="2520000" cy="5217024"/>
+            <wp:extent cx="1147688" cy="2376000"/>
             <wp:effectExtent b="0" l="0" r="0" t="0"/>
             <wp:docPr descr="" title="" id="108" name="Picture"/>
             <a:graphic>
@@ -26676,7 +26676,7 @@
                   <pic:spPr bwMode="auto">
                     <a:xfrm>
                       <a:off x="0" y="0"/>
-                      <a:ext cx="2520000" cy="5217024"/>
+                      <a:ext cx="1147688" cy="2376000"/>
                     </a:xfrm>
                     <a:prstGeom prst="rect">
                       <a:avLst/>
@@ -27518,7 +27518,7 @@
       <w:r>
         <w:drawing>
           <wp:inline>
-            <wp:extent cx="3600000" cy="2681305"/>
+            <wp:extent cx="2513402" cy="1872000"/>
             <wp:effectExtent b="0" l="0" r="0" t="0"/>
             <wp:docPr descr="" title="" id="113" name="Picture"/>
             <a:graphic>
@@ -27539,7 +27539,7 @@
                   <pic:spPr bwMode="auto">
                     <a:xfrm>
                       <a:off x="0" y="0"/>
-                      <a:ext cx="3600000" cy="2681305"/>
+                      <a:ext cx="2513402" cy="1872000"/>
                     </a:xfrm>
                     <a:prstGeom prst="rect">
                       <a:avLst/>
@@ -27580,7 +27580,7 @@
       <w:r>
         <w:drawing>
           <wp:inline>
-            <wp:extent cx="3600000" cy="2700000"/>
+            <wp:extent cx="2496000" cy="1872000"/>
             <wp:effectExtent b="0" l="0" r="0" t="0"/>
             <wp:docPr descr="" title="" id="116" name="Picture"/>
             <a:graphic>
@@ -27601,7 +27601,7 @@
                   <pic:spPr bwMode="auto">
                     <a:xfrm>
                       <a:off x="0" y="0"/>
-                      <a:ext cx="3600000" cy="2700000"/>
+                      <a:ext cx="2496000" cy="1872000"/>
                     </a:xfrm>
                     <a:prstGeom prst="rect">
                       <a:avLst/>
@@ -27908,7 +27908,7 @@
       <w:r>
         <w:drawing>
           <wp:inline>
-            <wp:extent cx="3240000" cy="3704603"/>
+            <wp:extent cx="1763168" cy="2015999"/>
             <wp:effectExtent b="0" l="0" r="0" t="0"/>
             <wp:docPr descr="" title="" id="119" name="Picture"/>
             <a:graphic>
@@ -27929,7 +27929,7 @@
                   <pic:spPr bwMode="auto">
                     <a:xfrm>
                       <a:off x="0" y="0"/>
-                      <a:ext cx="3240000" cy="3704603"/>
+                      <a:ext cx="1763168" cy="2015999"/>
                     </a:xfrm>
                     <a:prstGeom prst="rect">
                       <a:avLst/>
@@ -27970,7 +27970,7 @@
       <w:r>
         <w:drawing>
           <wp:inline>
-            <wp:extent cx="2844800" cy="3289300"/>
+            <wp:extent cx="1743567" cy="2015999"/>
             <wp:effectExtent b="0" l="0" r="0" t="0"/>
             <wp:docPr descr="" title="" id="122" name="Picture"/>
             <a:graphic>
@@ -27991,7 +27991,7 @@
                   <pic:spPr bwMode="auto">
                     <a:xfrm>
                       <a:off x="0" y="0"/>
-                      <a:ext cx="2844800" cy="3289300"/>
+                      <a:ext cx="1743567" cy="2015999"/>
                     </a:xfrm>
                     <a:prstGeom prst="rect">
                       <a:avLst/>
@@ -29202,7 +29202,7 @@
       <w:r>
         <w:drawing>
           <wp:inline>
-            <wp:extent cx="3600000" cy="2285393"/>
+            <wp:extent cx="2520000" cy="1599775"/>
             <wp:effectExtent b="0" l="0" r="0" t="0"/>
             <wp:docPr descr="" title="" id="125" name="Picture"/>
             <a:graphic>
@@ -29223,7 +29223,7 @@
                   <pic:spPr bwMode="auto">
                     <a:xfrm>
                       <a:off x="0" y="0"/>
-                      <a:ext cx="3600000" cy="2285393"/>
+                      <a:ext cx="2520000" cy="1599775"/>
                     </a:xfrm>
                     <a:prstGeom prst="rect">
                       <a:avLst/>
@@ -29861,7 +29861,7 @@
       <w:r>
         <w:drawing>
           <wp:inline>
-            <wp:extent cx="3600000" cy="693904"/>
+            <wp:extent cx="2520000" cy="485733"/>
             <wp:effectExtent b="0" l="0" r="0" t="0"/>
             <wp:docPr descr="" title="" id="130" name="Picture"/>
             <a:graphic>
@@ -29882,7 +29882,7 @@
                   <pic:spPr bwMode="auto">
                     <a:xfrm>
                       <a:off x="0" y="0"/>
-                      <a:ext cx="3600000" cy="693904"/>
+                      <a:ext cx="2520000" cy="485733"/>
                     </a:xfrm>
                     <a:prstGeom prst="rect">
                       <a:avLst/>
@@ -40953,7 +40953,7 @@
       <w:r>
         <w:drawing>
           <wp:inline>
-            <wp:extent cx="3240000" cy="3497383"/>
+            <wp:extent cx="1867636" cy="2015999"/>
             <wp:effectExtent b="0" l="0" r="0" t="0"/>
             <wp:docPr descr="" title="" id="140" name="Picture"/>
             <a:graphic>
@@ -40974,7 +40974,7 @@
                   <pic:spPr bwMode="auto">
                     <a:xfrm>
                       <a:off x="0" y="0"/>
-                      <a:ext cx="3240000" cy="3497383"/>
+                      <a:ext cx="1867636" cy="2015999"/>
                     </a:xfrm>
                     <a:prstGeom prst="rect">
                       <a:avLst/>
